--- a/plantillas/notarial/D11C-NOT_Evaluacion_Comprension_v1.docx
+++ b/plantillas/notarial/D11C-NOT_Evaluacion_Comprension_v1.docx
@@ -704,7 +704,7 @@
           <w:sz w:val="20"/>
           <w:szCs w:val="20"/>
         </w:rPr>
-        <w:t xml:space="preserve">[ ] C) $941,512 MXN (8,025 UMA)</w:t>
+        <w:t xml:space="preserve">[ ] C) $941,413 MXN (8,025 UMA)</w:t>
       </w:r>
     </w:p>
     <w:p>
